--- a/Docs/TechTask/ТЗ 0.0.4.docx
+++ b/Docs/TechTask/ТЗ 0.0.4.docx
@@ -308,8 +308,6 @@
       <w:r>
         <w:t>+</w:t>
       </w:r>
-      <w:bookmarkStart w:id="0" w:name="_GoBack"/>
-      <w:bookmarkEnd w:id="0"/>
       <w:r>
         <w:t>0.0.4.2. Отображение дополнительных действий на карточке проекта:</w:t>
       </w:r>
@@ -394,6 +392,13 @@
     <w:p>
       <w:r>
         <w:tab/>
+      </w:r>
+      <w:r>
+        <w:t>+</w:t>
+      </w:r>
+      <w:bookmarkStart w:id="0" w:name="_GoBack"/>
+      <w:bookmarkEnd w:id="0"/>
+      <w:r>
         <w:t xml:space="preserve">0.0.4.3.3. </w:t>
       </w:r>
       <w:proofErr w:type="spellStart"/>
